--- a/Mapped Curriculum Lesson - Supplemental Material/Grade 6/Lesson 07 - Nested Decisions/Nested Decisions - Concept Sheet.docx
+++ b/Mapped Curriculum Lesson - Supplemental Material/Grade 6/Lesson 07 - Nested Decisions/Nested Decisions - Concept Sheet.docx
@@ -67,36 +67,413 @@
       </w:pPr>
       <w:r>
         <w:rPr>
+          <w:color w:val="C45E00"/>
+          <w:sz w:val="28"/>
+          <w:szCs w:val="28"/>
+        </w:rPr>
+        <w:t>if</w:t>
+      </w:r>
+      <w:r>
+        <w:rPr>
+          <w:color w:val="080808"/>
+          <w:sz w:val="28"/>
+          <w:szCs w:val="28"/>
+        </w:rPr>
+        <w:t xml:space="preserve"> raining </w:t>
+      </w:r>
+      <w:r>
+        <w:rPr>
+          <w:color w:val="080808"/>
+          <w:sz w:val="28"/>
+          <w:szCs w:val="28"/>
+          <w:rFonts w:ascii="Consolas" w:hAnsi="Consolas"/>
+        </w:rPr>
+        <w:t>==</w:t>
+      </w:r>
+      <w:r>
+        <w:rPr>
+          <w:color w:val="080808"/>
+          <w:sz w:val="28"/>
+          <w:szCs w:val="28"/>
+        </w:rPr>
+        <w:t xml:space="preserve"> </w:t>
+      </w:r>
+      <w:r>
+        <w:rPr>
+          <w:color w:val="067D17"/>
+          <w:sz w:val="28"/>
+          <w:szCs w:val="28"/>
+        </w:rPr>
+        <w:t>"yes"</w:t>
+      </w:r>
+      <w:r>
+        <w:rPr>
+          <w:color w:val="080808"/>
+          <w:sz w:val="28"/>
+          <w:szCs w:val="28"/>
+        </w:rPr>
+        <w:t>:</w:t>
+      </w:r>
+      <w:r>
+        <w:rPr>
+          <w:color w:val="080808"/>
+          <w:sz w:val="28"/>
+          <w:szCs w:val="28"/>
+        </w:rPr>
+        <w:br/>
+      </w:r>
+      <w:r>
+        <w:rPr>
+          <w:color w:val="080808"/>
+          <w:sz w:val="28"/>
+          <w:szCs w:val="28"/>
+        </w:rPr>
+        <w:t xml:space="preserve">    </w:t>
+      </w:r>
+      <w:r>
+        <w:rPr>
+          <w:color w:val="C45E00"/>
+          <w:sz w:val="28"/>
+          <w:szCs w:val="28"/>
+        </w:rPr>
+        <w:t>if</w:t>
+      </w:r>
+      <w:r>
+        <w:rPr>
+          <w:color w:val="080808"/>
+          <w:sz w:val="28"/>
+          <w:szCs w:val="28"/>
+        </w:rPr>
+        <w:t xml:space="preserve"> windy </w:t>
+      </w:r>
+      <w:r>
+        <w:rPr>
+          <w:color w:val="080808"/>
+          <w:sz w:val="28"/>
+          <w:szCs w:val="28"/>
+          <w:rFonts w:ascii="Consolas" w:hAnsi="Consolas"/>
+        </w:rPr>
+        <w:t>==</w:t>
+      </w:r>
+      <w:r>
+        <w:rPr>
+          <w:color w:val="080808"/>
+          <w:sz w:val="28"/>
+          <w:szCs w:val="28"/>
+        </w:rPr>
+        <w:t xml:space="preserve"> </w:t>
+      </w:r>
+      <w:r>
+        <w:rPr>
+          <w:color w:val="067D17"/>
+          <w:sz w:val="28"/>
+          <w:szCs w:val="28"/>
+        </w:rPr>
+        <w:t>"yes"</w:t>
+      </w:r>
+      <w:r>
+        <w:rPr>
+          <w:color w:val="080808"/>
+          <w:sz w:val="28"/>
+          <w:szCs w:val="28"/>
+        </w:rPr>
+        <w:t>:</w:t>
+      </w:r>
+    </w:p>
+    <w:p>
+      <w:pPr>
+        <w:ind w:left="720" w:firstLine="720"/>
+      </w:pPr>
+    </w:p>
+    <w:p>
+      <w:pPr>
+        <w:rPr>
+          <w:rStyle w:val="Heading2Char"/>
+        </w:rPr>
+      </w:pPr>
+      <w:r>
+        <w:rPr>
+          <w:rStyle w:val="Heading2Char"/>
+        </w:rPr>
+        <w:t>Outer condition</w:t>
+      </w:r>
+    </w:p>
+    <w:p>
+      <w:pPr>
+        <w:ind w:firstLine="720"/>
+      </w:pPr>
+      <w:r>
+        <w:t xml:space="preserve">Definition: </w:t>
+      </w:r>
+    </w:p>
+    <w:p>
+      <w:pPr>
+        <w:ind w:left="1440"/>
+      </w:pPr>
+      <w:r>
+        <w:rPr>
+          <w:color w:val="080808"/>
+        </w:rPr>
+        <w:t>The first test that controls whether an inner decision can be reached.</w:t>
+      </w:r>
+    </w:p>
+    <w:p>
+      <w:pPr>
+        <w:ind w:firstLine="720"/>
+      </w:pPr>
+      <w:r>
+        <w:t>Example:</w:t>
+      </w:r>
+    </w:p>
+    <w:p>
+      <w:pPr>
+        <w:ind w:left="720" w:firstLine="720"/>
+        <w:rPr>
+          <w:rFonts w:ascii="JetBrains Mono" w:hAnsi="JetBrains Mono" w:cs="JetBrains Mono"/>
+          <w:sz w:val="28"/>
+          <w:szCs w:val="28"/>
+        </w:rPr>
+      </w:pPr>
+      <w:r>
+        <w:rPr>
+          <w:sz w:val="28"/>
+          <w:szCs w:val="28"/>
+          <w:color w:val="C45E00"/>
+        </w:rPr>
+        <w:t>if</w:t>
+      </w:r>
+      <w:r>
+        <w:rPr>
+          <w:sz w:val="28"/>
+          <w:szCs w:val="28"/>
+          <w:color w:val="080808"/>
+        </w:rPr>
+        <w:t xml:space="preserve"> raining </w:t>
+      </w:r>
+      <w:r>
+        <w:rPr>
+          <w:sz w:val="28"/>
+          <w:szCs w:val="28"/>
+          <w:color w:val="080808"/>
+          <w:rFonts w:ascii="Consolas" w:hAnsi="Consolas"/>
+        </w:rPr>
+        <w:t>==</w:t>
+      </w:r>
+      <w:r>
+        <w:rPr>
+          <w:sz w:val="28"/>
+          <w:szCs w:val="28"/>
+          <w:color w:val="080808"/>
+        </w:rPr>
+        <w:t xml:space="preserve"> </w:t>
+      </w:r>
+      <w:r>
+        <w:rPr>
+          <w:sz w:val="28"/>
+          <w:szCs w:val="28"/>
+          <w:color w:val="067D17"/>
+        </w:rPr>
+        <w:t>"yes"</w:t>
+      </w:r>
+      <w:r>
+        <w:rPr>
+          <w:sz w:val="28"/>
+          <w:szCs w:val="28"/>
+          <w:color w:val="080808"/>
+        </w:rPr>
+        <w:t>:</w:t>
+      </w:r>
+    </w:p>
+    <w:p>
+      <w:pPr>
+        <w:ind w:left="720" w:firstLine="720"/>
+        <w:rPr>
+          <w:rFonts w:ascii="JetBrains Mono" w:hAnsi="JetBrains Mono" w:cs="JetBrains Mono"/>
+          <w:sz w:val="28"/>
+          <w:szCs w:val="28"/>
+        </w:rPr>
+      </w:pPr>
+    </w:p>
+    <w:p>
+      <w:pPr>
+        <w:rPr>
+          <w:rStyle w:val="Heading2Char"/>
+        </w:rPr>
+      </w:pPr>
+      <w:r>
+        <w:rPr>
+          <w:rStyle w:val="Heading2Char"/>
+        </w:rPr>
+        <w:t>Inner condition</w:t>
+      </w:r>
+    </w:p>
+    <w:p>
+      <w:pPr>
+        <w:ind w:firstLine="720"/>
+      </w:pPr>
+      <w:r>
+        <w:t xml:space="preserve">Definition: </w:t>
+      </w:r>
+    </w:p>
+    <w:p>
+      <w:pPr>
+        <w:ind w:left="1440"/>
+      </w:pPr>
+      <w:r>
+        <w:rPr>
+          <w:color w:val="080808"/>
+        </w:rPr>
+        <w:t>A second test made only inside the selected outer route.</w:t>
+      </w:r>
+    </w:p>
+    <w:p>
+      <w:pPr>
+        <w:ind w:firstLine="720"/>
+      </w:pPr>
+      <w:r>
+        <w:t>Example:</w:t>
+      </w:r>
+    </w:p>
+    <w:p>
+      <w:pPr>
+        <w:ind w:left="720" w:firstLine="720"/>
+        <w:rPr>
+          <w:rFonts w:ascii="JetBrains Mono" w:hAnsi="JetBrains Mono" w:cs="JetBrains Mono"/>
+          <w:sz w:val="28"/>
+          <w:szCs w:val="28"/>
+        </w:rPr>
+      </w:pPr>
+      <w:r>
+        <w:rPr>
+          <w:sz w:val="28"/>
+          <w:szCs w:val="28"/>
+          <w:color w:val="C45E00"/>
+        </w:rPr>
+        <w:t>if</w:t>
+      </w:r>
+      <w:r>
+        <w:rPr>
+          <w:sz w:val="28"/>
+          <w:szCs w:val="28"/>
+          <w:color w:val="080808"/>
+        </w:rPr>
+        <w:t xml:space="preserve"> windy </w:t>
+      </w:r>
+      <w:r>
+        <w:rPr>
+          <w:sz w:val="28"/>
+          <w:szCs w:val="28"/>
+          <w:color w:val="080808"/>
+          <w:rFonts w:ascii="Consolas" w:hAnsi="Consolas"/>
+        </w:rPr>
+        <w:t>==</w:t>
+      </w:r>
+      <w:r>
+        <w:rPr>
+          <w:sz w:val="28"/>
+          <w:szCs w:val="28"/>
+          <w:color w:val="080808"/>
+        </w:rPr>
+        <w:t xml:space="preserve"> </w:t>
+      </w:r>
+      <w:r>
+        <w:rPr>
+          <w:sz w:val="28"/>
+          <w:szCs w:val="28"/>
+          <w:color w:val="067D17"/>
+        </w:rPr>
+        <w:t>"yes"</w:t>
+      </w:r>
+      <w:r>
+        <w:rPr>
+          <w:sz w:val="28"/>
+          <w:szCs w:val="28"/>
+          <w:color w:val="080808"/>
+        </w:rPr>
+        <w:t>:</w:t>
+      </w:r>
+    </w:p>
+    <w:p>
+      <w:pPr>
+        <w:rPr>
+          <w:rFonts w:ascii="JetBrains Mono" w:hAnsi="JetBrains Mono" w:cs="JetBrains Mono"/>
+          <w:sz w:val="28"/>
+          <w:szCs w:val="28"/>
+        </w:rPr>
+      </w:pPr>
+      <w:r>
+        <w:rPr>
+          <w:rFonts w:ascii="JetBrains Mono" w:hAnsi="JetBrains Mono" w:cs="JetBrains Mono"/>
+          <w:sz w:val="28"/>
+          <w:szCs w:val="28"/>
+        </w:rPr>
+        <w:br w:type="page"/>
+      </w:r>
+    </w:p>
+    <w:p>
+      <w:pPr>
+        <w:rPr>
+          <w:rStyle w:val="Heading2Char"/>
+        </w:rPr>
+      </w:pPr>
+      <w:r>
+        <w:rPr>
+          <w:rStyle w:val="Heading2Char"/>
+        </w:rPr>
+        <w:t>Dependent question</w:t>
+      </w:r>
+    </w:p>
+    <w:p>
+      <w:pPr>
+        <w:ind w:firstLine="720"/>
+      </w:pPr>
+      <w:r>
+        <w:t xml:space="preserve">Definition: </w:t>
+      </w:r>
+    </w:p>
+    <w:p>
+      <w:pPr>
+        <w:ind w:left="720" w:firstLine="720"/>
+      </w:pPr>
+      <w:r>
+        <w:t>A question that is relevant only after an earlier answer.</w:t>
+      </w:r>
+    </w:p>
+    <w:p>
+      <w:pPr>
+        <w:ind w:firstLine="720"/>
+      </w:pPr>
+      <w:r>
+        <w:t>Example:</w:t>
+      </w:r>
+    </w:p>
+    <w:p>
+      <w:pPr>
+        <w:ind w:left="720" w:firstLine="720"/>
+      </w:pPr>
+      <w:r>
+        <w:rPr>
+          <w:color w:val="080808"/>
+          <w:sz w:val="28"/>
+          <w:szCs w:val="28"/>
+        </w:rPr>
+        <w:t xml:space="preserve">windy = </w:t>
+      </w:r>
+      <w:r>
+        <w:rPr>
           <w:color w:val="1750EB"/>
           <w:sz w:val="28"/>
           <w:szCs w:val="28"/>
         </w:rPr>
-        <w:t>if</w:t>
-      </w:r>
-      <w:r>
-        <w:rPr>
-          <w:color w:val="080808"/>
-          <w:sz w:val="28"/>
-          <w:szCs w:val="28"/>
-        </w:rPr>
-        <w:t xml:space="preserve"> raining </w:t>
-      </w:r>
-      <w:r>
-        <w:rPr>
-          <w:color w:val="080808"/>
-          <w:sz w:val="28"/>
-          <w:szCs w:val="28"/>
-          <w:rFonts w:ascii="Consolas" w:hAnsi="Consolas"/>
-        </w:rPr>
-        <w:t>==</w:t>
-      </w:r>
-      <w:r>
-        <w:rPr>
-          <w:color w:val="080808"/>
-          <w:sz w:val="28"/>
-          <w:szCs w:val="28"/>
-        </w:rPr>
-        <w:t xml:space="preserve"> </w:t>
+        <w:t>input</w:t>
+      </w:r>
+      <w:r>
+        <w:rPr>
+          <w:color w:val="080808"/>
+          <w:sz w:val="28"/>
+          <w:szCs w:val="28"/>
+        </w:rPr>
+        <w:t>(</w:t>
       </w:r>
       <w:r>
         <w:rPr>
@@ -104,24 +481,76 @@
           <w:sz w:val="28"/>
           <w:szCs w:val="28"/>
         </w:rPr>
-        <w:t>"yes"</w:t>
-      </w:r>
-      <w:r>
-        <w:rPr>
-          <w:color w:val="080808"/>
-          <w:sz w:val="28"/>
-          <w:szCs w:val="28"/>
-        </w:rPr>
-        <w:t>:</w:t>
-      </w:r>
-      <w:r>
-        <w:rPr>
-          <w:color w:val="080808"/>
-          <w:sz w:val="28"/>
-          <w:szCs w:val="28"/>
-        </w:rPr>
-        <w:br/>
-      </w:r>
+        <w:t>"Is it windy? "</w:t>
+      </w:r>
+      <w:r>
+        <w:rPr>
+          <w:color w:val="080808"/>
+          <w:sz w:val="28"/>
+          <w:szCs w:val="28"/>
+        </w:rPr>
+        <w:t>)</w:t>
+      </w:r>
+    </w:p>
+    <w:p>
+      <w:pPr>
+        <w:rPr>
+          <w:rFonts w:ascii="JetBrains Mono" w:hAnsi="JetBrains Mono" w:cs="JetBrains Mono"/>
+          <w:sz w:val="28"/>
+          <w:szCs w:val="28"/>
+        </w:rPr>
+      </w:pPr>
+    </w:p>
+    <w:p>
+      <w:pPr>
+        <w:rPr>
+          <w:rStyle w:val="Heading2Char"/>
+        </w:rPr>
+      </w:pPr>
+      <w:r>
+        <w:rPr>
+          <w:rStyle w:val="Heading2Char"/>
+        </w:rPr>
+        <w:t>Indentation level</w:t>
+      </w:r>
+    </w:p>
+    <w:p>
+      <w:pPr>
+        <w:ind w:firstLine="720"/>
+      </w:pPr>
+      <w:r>
+        <w:t xml:space="preserve">Definition: </w:t>
+      </w:r>
+    </w:p>
+    <w:p>
+      <w:pPr>
+        <w:ind w:left="1440"/>
+      </w:pPr>
+      <w:r>
+        <w:rPr>
+          <w:color w:val="080808"/>
+        </w:rPr>
+        <w:t>The horizontal position that shows which block owns a line.</w:t>
+      </w:r>
+    </w:p>
+    <w:p>
+      <w:pPr>
+        <w:ind w:firstLine="720"/>
+      </w:pPr>
+      <w:r>
+        <w:t>Example:</w:t>
+      </w:r>
+    </w:p>
+    <w:p>
+      <w:pPr>
+        <w:ind w:left="720" w:firstLine="720"/>
+        <w:rPr>
+          <w:rFonts w:ascii="JetBrains Mono" w:hAnsi="JetBrains Mono" w:cs="JetBrains Mono"/>
+          <w:color w:val="080808"/>
+          <w:sz w:val="28"/>
+          <w:szCs w:val="28"/>
+        </w:rPr>
+      </w:pPr>
       <w:r>
         <w:rPr>
           <w:color w:val="080808"/>
@@ -132,436 +561,7 @@
       </w:r>
       <w:r>
         <w:rPr>
-          <w:color w:val="1750EB"/>
-          <w:sz w:val="28"/>
-          <w:szCs w:val="28"/>
-        </w:rPr>
-        <w:t>if</w:t>
-      </w:r>
-      <w:r>
-        <w:rPr>
-          <w:color w:val="080808"/>
-          <w:sz w:val="28"/>
-          <w:szCs w:val="28"/>
-        </w:rPr>
-        <w:t xml:space="preserve"> windy </w:t>
-      </w:r>
-      <w:r>
-        <w:rPr>
-          <w:color w:val="080808"/>
-          <w:sz w:val="28"/>
-          <w:szCs w:val="28"/>
-          <w:rFonts w:ascii="Consolas" w:hAnsi="Consolas"/>
-        </w:rPr>
-        <w:t>==</w:t>
-      </w:r>
-      <w:r>
-        <w:rPr>
-          <w:color w:val="080808"/>
-          <w:sz w:val="28"/>
-          <w:szCs w:val="28"/>
-        </w:rPr>
-        <w:t xml:space="preserve"> </w:t>
-      </w:r>
-      <w:r>
-        <w:rPr>
-          <w:color w:val="067D17"/>
-          <w:sz w:val="28"/>
-          <w:szCs w:val="28"/>
-        </w:rPr>
-        <w:t>"yes"</w:t>
-      </w:r>
-      <w:r>
-        <w:rPr>
-          <w:color w:val="080808"/>
-          <w:sz w:val="28"/>
-          <w:szCs w:val="28"/>
-        </w:rPr>
-        <w:t>:</w:t>
-      </w:r>
-    </w:p>
-    <w:p>
-      <w:pPr>
-        <w:ind w:left="720" w:firstLine="720"/>
-      </w:pPr>
-    </w:p>
-    <w:p>
-      <w:pPr>
-        <w:rPr>
-          <w:rStyle w:val="Heading2Char"/>
-        </w:rPr>
-      </w:pPr>
-      <w:r>
-        <w:rPr>
-          <w:rStyle w:val="Heading2Char"/>
-        </w:rPr>
-        <w:t>Outer condition</w:t>
-      </w:r>
-    </w:p>
-    <w:p>
-      <w:pPr>
-        <w:ind w:firstLine="720"/>
-      </w:pPr>
-      <w:r>
-        <w:t xml:space="preserve">Definition: </w:t>
-      </w:r>
-    </w:p>
-    <w:p>
-      <w:pPr>
-        <w:ind w:left="1440"/>
-      </w:pPr>
-      <w:r>
-        <w:rPr>
-          <w:color w:val="080808"/>
-        </w:rPr>
-        <w:t>The first test that controls whether an inner decision can be reached.</w:t>
-      </w:r>
-    </w:p>
-    <w:p>
-      <w:pPr>
-        <w:ind w:firstLine="720"/>
-      </w:pPr>
-      <w:r>
-        <w:t>Example:</w:t>
-      </w:r>
-    </w:p>
-    <w:p>
-      <w:pPr>
-        <w:ind w:left="720" w:firstLine="720"/>
-        <w:rPr>
-          <w:rFonts w:ascii="JetBrains Mono" w:hAnsi="JetBrains Mono" w:cs="JetBrains Mono"/>
-          <w:sz w:val="28"/>
-          <w:szCs w:val="28"/>
-        </w:rPr>
-      </w:pPr>
-      <w:r>
-        <w:rPr>
-          <w:sz w:val="28"/>
-          <w:szCs w:val="28"/>
-          <w:color w:val="1750EB"/>
-        </w:rPr>
-        <w:t>if</w:t>
-      </w:r>
-      <w:r>
-        <w:rPr>
-          <w:sz w:val="28"/>
-          <w:szCs w:val="28"/>
-          <w:color w:val="080808"/>
-        </w:rPr>
-        <w:t xml:space="preserve"> raining </w:t>
-      </w:r>
-      <w:r>
-        <w:rPr>
-          <w:sz w:val="28"/>
-          <w:szCs w:val="28"/>
-          <w:color w:val="080808"/>
-          <w:rFonts w:ascii="Consolas" w:hAnsi="Consolas"/>
-        </w:rPr>
-        <w:t>==</w:t>
-      </w:r>
-      <w:r>
-        <w:rPr>
-          <w:sz w:val="28"/>
-          <w:szCs w:val="28"/>
-          <w:color w:val="080808"/>
-        </w:rPr>
-        <w:t xml:space="preserve"> </w:t>
-      </w:r>
-      <w:r>
-        <w:rPr>
-          <w:sz w:val="28"/>
-          <w:szCs w:val="28"/>
-          <w:color w:val="067D17"/>
-        </w:rPr>
-        <w:t>"yes"</w:t>
-      </w:r>
-      <w:r>
-        <w:rPr>
-          <w:sz w:val="28"/>
-          <w:szCs w:val="28"/>
-          <w:color w:val="080808"/>
-        </w:rPr>
-        <w:t>:</w:t>
-      </w:r>
-    </w:p>
-    <w:p>
-      <w:pPr>
-        <w:ind w:left="720" w:firstLine="720"/>
-        <w:rPr>
-          <w:rFonts w:ascii="JetBrains Mono" w:hAnsi="JetBrains Mono" w:cs="JetBrains Mono"/>
-          <w:sz w:val="28"/>
-          <w:szCs w:val="28"/>
-        </w:rPr>
-      </w:pPr>
-    </w:p>
-    <w:p>
-      <w:pPr>
-        <w:rPr>
-          <w:rStyle w:val="Heading2Char"/>
-        </w:rPr>
-      </w:pPr>
-      <w:r>
-        <w:rPr>
-          <w:rStyle w:val="Heading2Char"/>
-        </w:rPr>
-        <w:t>Inner condition</w:t>
-      </w:r>
-    </w:p>
-    <w:p>
-      <w:pPr>
-        <w:ind w:firstLine="720"/>
-      </w:pPr>
-      <w:r>
-        <w:t xml:space="preserve">Definition: </w:t>
-      </w:r>
-    </w:p>
-    <w:p>
-      <w:pPr>
-        <w:ind w:left="1440"/>
-      </w:pPr>
-      <w:r>
-        <w:rPr>
-          <w:color w:val="080808"/>
-        </w:rPr>
-        <w:t>A second test made only inside the selected outer route.</w:t>
-      </w:r>
-    </w:p>
-    <w:p>
-      <w:pPr>
-        <w:ind w:firstLine="720"/>
-      </w:pPr>
-      <w:r>
-        <w:t>Example:</w:t>
-      </w:r>
-    </w:p>
-    <w:p>
-      <w:pPr>
-        <w:ind w:left="720" w:firstLine="720"/>
-        <w:rPr>
-          <w:rFonts w:ascii="JetBrains Mono" w:hAnsi="JetBrains Mono" w:cs="JetBrains Mono"/>
-          <w:sz w:val="28"/>
-          <w:szCs w:val="28"/>
-        </w:rPr>
-      </w:pPr>
-      <w:r>
-        <w:rPr>
-          <w:sz w:val="28"/>
-          <w:szCs w:val="28"/>
-          <w:color w:val="1750EB"/>
-        </w:rPr>
-        <w:t>if</w:t>
-      </w:r>
-      <w:r>
-        <w:rPr>
-          <w:sz w:val="28"/>
-          <w:szCs w:val="28"/>
-          <w:color w:val="080808"/>
-        </w:rPr>
-        <w:t xml:space="preserve"> windy </w:t>
-      </w:r>
-      <w:r>
-        <w:rPr>
-          <w:sz w:val="28"/>
-          <w:szCs w:val="28"/>
-          <w:color w:val="080808"/>
-          <w:rFonts w:ascii="Consolas" w:hAnsi="Consolas"/>
-        </w:rPr>
-        <w:t>==</w:t>
-      </w:r>
-      <w:r>
-        <w:rPr>
-          <w:sz w:val="28"/>
-          <w:szCs w:val="28"/>
-          <w:color w:val="080808"/>
-        </w:rPr>
-        <w:t xml:space="preserve"> </w:t>
-      </w:r>
-      <w:r>
-        <w:rPr>
-          <w:sz w:val="28"/>
-          <w:szCs w:val="28"/>
-          <w:color w:val="067D17"/>
-        </w:rPr>
-        <w:t>"yes"</w:t>
-      </w:r>
-      <w:r>
-        <w:rPr>
-          <w:sz w:val="28"/>
-          <w:szCs w:val="28"/>
-          <w:color w:val="080808"/>
-        </w:rPr>
-        <w:t>:</w:t>
-      </w:r>
-    </w:p>
-    <w:p>
-      <w:pPr>
-        <w:rPr>
-          <w:rFonts w:ascii="JetBrains Mono" w:hAnsi="JetBrains Mono" w:cs="JetBrains Mono"/>
-          <w:sz w:val="28"/>
-          <w:szCs w:val="28"/>
-        </w:rPr>
-      </w:pPr>
-      <w:r>
-        <w:rPr>
-          <w:rFonts w:ascii="JetBrains Mono" w:hAnsi="JetBrains Mono" w:cs="JetBrains Mono"/>
-          <w:sz w:val="28"/>
-          <w:szCs w:val="28"/>
-        </w:rPr>
-        <w:br w:type="page"/>
-      </w:r>
-    </w:p>
-    <w:p>
-      <w:pPr>
-        <w:rPr>
-          <w:rStyle w:val="Heading2Char"/>
-        </w:rPr>
-      </w:pPr>
-      <w:r>
-        <w:rPr>
-          <w:rStyle w:val="Heading2Char"/>
-        </w:rPr>
-        <w:t>Dependent question</w:t>
-      </w:r>
-    </w:p>
-    <w:p>
-      <w:pPr>
-        <w:ind w:firstLine="720"/>
-      </w:pPr>
-      <w:r>
-        <w:t xml:space="preserve">Definition: </w:t>
-      </w:r>
-    </w:p>
-    <w:p>
-      <w:pPr>
-        <w:ind w:left="720" w:firstLine="720"/>
-      </w:pPr>
-      <w:r>
-        <w:t>A question that is relevant only after an earlier answer.</w:t>
-      </w:r>
-    </w:p>
-    <w:p>
-      <w:pPr>
-        <w:ind w:firstLine="720"/>
-      </w:pPr>
-      <w:r>
-        <w:t>Example:</w:t>
-      </w:r>
-    </w:p>
-    <w:p>
-      <w:pPr>
-        <w:ind w:left="720" w:firstLine="720"/>
-      </w:pPr>
-      <w:r>
-        <w:rPr>
-          <w:color w:val="080808"/>
-          <w:sz w:val="28"/>
-          <w:szCs w:val="28"/>
-        </w:rPr>
-        <w:t xml:space="preserve">windy = </w:t>
-      </w:r>
-      <w:r>
-        <w:rPr>
-          <w:color w:val="1750EB"/>
-          <w:sz w:val="28"/>
-          <w:szCs w:val="28"/>
-        </w:rPr>
-        <w:t>input</w:t>
-      </w:r>
-      <w:r>
-        <w:rPr>
-          <w:color w:val="080808"/>
-          <w:sz w:val="28"/>
-          <w:szCs w:val="28"/>
-        </w:rPr>
-        <w:t>(</w:t>
-      </w:r>
-      <w:r>
-        <w:rPr>
-          <w:color w:val="067D17"/>
-          <w:sz w:val="28"/>
-          <w:szCs w:val="28"/>
-        </w:rPr>
-        <w:t>"Is it windy? "</w:t>
-      </w:r>
-      <w:r>
-        <w:rPr>
-          <w:color w:val="080808"/>
-          <w:sz w:val="28"/>
-          <w:szCs w:val="28"/>
-        </w:rPr>
-        <w:t>)</w:t>
-      </w:r>
-    </w:p>
-    <w:p>
-      <w:pPr>
-        <w:rPr>
-          <w:rFonts w:ascii="JetBrains Mono" w:hAnsi="JetBrains Mono" w:cs="JetBrains Mono"/>
-          <w:sz w:val="28"/>
-          <w:szCs w:val="28"/>
-        </w:rPr>
-      </w:pPr>
-    </w:p>
-    <w:p>
-      <w:pPr>
-        <w:rPr>
-          <w:rStyle w:val="Heading2Char"/>
-        </w:rPr>
-      </w:pPr>
-      <w:r>
-        <w:rPr>
-          <w:rStyle w:val="Heading2Char"/>
-        </w:rPr>
-        <w:t>Indentation level</w:t>
-      </w:r>
-    </w:p>
-    <w:p>
-      <w:pPr>
-        <w:ind w:firstLine="720"/>
-      </w:pPr>
-      <w:r>
-        <w:t xml:space="preserve">Definition: </w:t>
-      </w:r>
-    </w:p>
-    <w:p>
-      <w:pPr>
-        <w:ind w:left="1440"/>
-      </w:pPr>
-      <w:r>
-        <w:rPr>
-          <w:color w:val="080808"/>
-        </w:rPr>
-        <w:t>The horizontal position that shows which block owns a line.</w:t>
-      </w:r>
-    </w:p>
-    <w:p>
-      <w:pPr>
-        <w:ind w:firstLine="720"/>
-      </w:pPr>
-      <w:r>
-        <w:t>Example:</w:t>
-      </w:r>
-    </w:p>
-    <w:p>
-      <w:pPr>
-        <w:ind w:left="720" w:firstLine="720"/>
-        <w:rPr>
-          <w:rFonts w:ascii="JetBrains Mono" w:hAnsi="JetBrains Mono" w:cs="JetBrains Mono"/>
-          <w:color w:val="080808"/>
-          <w:sz w:val="28"/>
-          <w:szCs w:val="28"/>
-        </w:rPr>
-      </w:pPr>
-      <w:r>
-        <w:rPr>
-          <w:color w:val="080808"/>
-          <w:sz w:val="28"/>
-          <w:szCs w:val="28"/>
-        </w:rPr>
-        <w:t xml:space="preserve">    </w:t>
-      </w:r>
-      <w:r>
-        <w:rPr>
-          <w:color w:val="1750EB"/>
+          <w:color w:val="C45E00"/>
           <w:sz w:val="28"/>
           <w:szCs w:val="28"/>
         </w:rPr>
